--- a/reports/r0200.docx
+++ b/reports/r0200.docx
@@ -45,7 +45,7 @@
           <w:color w:val="000000"/>
           <w:sz w:val="21"/>
         </w:rPr>
-        <w:t>■ 洛阳经济总量列河南省第二位，人均GDP约8.70万元、人均经济实力居全省前列，经济增速由3.53%回升至6.00%、动能边际改善；固定资产投资最新增速5.00%，经济运行总体平稳。【待补充：洛阳市的行政与战略定位、支柱产业及龙头企业（数据库未覆盖，需人工补充）】</w:t>
+        <w:t>■ 洛阳作为河南省下辖地级市，经济总量列河南省第二位，人均GDP约8.70万元、人均经济实力居全省前列，经济增速由3.53%回升至6.00%、动能边际改善；固定资产投资最新增速5.00%，经济运行总体平稳。</w:t>
       </w:r>
     </w:p>
     <w:p>
@@ -75,7 +75,7 @@
           <w:color w:val="000000"/>
           <w:sz w:val="21"/>
         </w:rPr>
-        <w:t>产业结构方面，2025年洛阳市三次产业结构为3.7:40.1:56.2。【待补充：支柱产业、主要龙头企业、对外贸易等定性描述（数据库未覆盖）】</w:t>
+        <w:t>产业结构方面，2025年洛阳市三次产业结构为3.7:40.1:56.2，以装备制造、新材料、能源化工为支柱，是老工业基地，聚集中信重工、一拖等企业。</w:t>
       </w:r>
     </w:p>
     <w:p>
